--- a/docs/word/SMMEMDE vs SMMEMS - FPSLLC Redline - Member-Managed Single Member Disregarded vs S Corporation.docx
+++ b/docs/word/SMMEMDE vs SMMEMS - FPSLLC Redline - Member-Managed Single Member Disregarded vs S Corporation.docx
@@ -4654,8 +4654,7 @@
     <w:pPrDefault>
       <w:pPr>
         <w:widowControl/>
-        <w:keepLines/>
-        <w:spacing w:after="160"/>
+        <w:spacing w:after="200" w:line="276" w:lineRule="auto"/>
         <w:jc w:val="both"/>
       </w:pPr>
     </w:pPrDefault>
@@ -4670,7 +4669,7 @@
       <w:keepNext/>
       <w:keepLines/>
       <w:widowControl/>
-      <w:spacing w:before="240" w:after="0"/>
+      <w:spacing w:before="240" w:after="200"/>
     </w:pPr>
     <w:rPr>
       <w:rFonts w:ascii="Times New Roman" w:hAnsi="Times New Roman"/>
@@ -4685,7 +4684,7 @@
       <w:keepNext/>
       <w:keepLines/>
       <w:widowControl/>
-      <w:spacing w:before="240" w:after="0"/>
+      <w:spacing w:before="240" w:after="200"/>
     </w:pPr>
     <w:rPr>
       <w:rFonts w:ascii="Times New Roman" w:hAnsi="Times New Roman"/>
@@ -4700,7 +4699,7 @@
       <w:keepNext/>
       <w:keepLines/>
       <w:widowControl/>
-      <w:spacing w:before="240" w:after="0"/>
+      <w:spacing w:before="240" w:after="200"/>
     </w:pPr>
     <w:rPr>
       <w:rFonts w:ascii="Times New Roman" w:hAnsi="Times New Roman"/>

--- a/docs/word/SMMEMDE vs SMMEMS - FPSLLC Redline - Member-Managed Single Member Disregarded vs S Corporation.docx
+++ b/docs/word/SMMEMDE vs SMMEMS - FPSLLC Redline - Member-Managed Single Member Disregarded vs S Corporation.docx
@@ -4431,7 +4431,7 @@
           <w:sz w:val="24"/>
           <w:szCs w:val="24"/>
         </w:rPr>
-        <w:t xml:space="preserve">[MEMBER NAME], Member</w:t>
+        <w:t xml:space="preserve">[ADOPTER NAME], Member</w:t>
       </w:r>
     </w:p>
     <w:p>

--- a/docs/word/SMMEMDE vs SMMEMS - FPSLLC Redline - Member-Managed Single Member Disregarded vs S Corporation.docx
+++ b/docs/word/SMMEMDE vs SMMEMS - FPSLLC Redline - Member-Managed Single Member Disregarded vs S Corporation.docx
@@ -62,7 +62,7 @@
           <w:sz w:val="24"/>
           <w:szCs w:val="24"/>
         </w:rPr>
-        <w:t xml:space="preserve">140 paragraphs identical · 23 changed · 0 only in the first · 15 only in the second</w:t>
+        <w:t xml:space="preserve">141 paragraphs identical · 23 changed · 0 only in the first · 15 only in the second</w:t>
       </w:r>
     </w:p>
     <w:p>
@@ -4631,6 +4631,22 @@
           <w:szCs w:val="24"/>
         </w:rPr>
         <w:t xml:space="preserve">Code references: sections 1361, 1362, 1378. </w:t>
+      </w:r>
+    </w:p>
+    <w:p>
+      <w:pPr>
+        <w:keepLines/>
+        <w:widowControl/>
+        <w:spacing w:after="160"/>
+        <w:jc w:val="both"/>
+      </w:pPr>
+      <w:r>
+        <w:rPr>
+          <w:rFonts w:ascii="Times New Roman" w:hAnsi="Times New Roman"/>
+          <w:sz w:val="24"/>
+          <w:szCs w:val="24"/>
+        </w:rPr>
+        <w:t xml:space="preserve">[TITLE] of [COMPANY NAME], LLC — generated by MyFloridaSeriesLLC · Master [EDITION]</w:t>
       </w:r>
     </w:p>
     <w:sectPr>

--- a/docs/word/SMMEMDE vs SMMEMS - FPSLLC Redline - Member-Managed Single Member Disregarded vs S Corporation.docx
+++ b/docs/word/SMMEMDE vs SMMEMS - FPSLLC Redline - Member-Managed Single Member Disregarded vs S Corporation.docx
@@ -4307,7 +4307,7 @@
           <w:sz w:val="24"/>
           <w:szCs w:val="24"/>
         </w:rPr>
-        <w:t xml:space="preserve">| Contributions to this Protected Series | By the Company: $[AMOUNT] on [DATE] [and/or described property] |</w:t>
+        <w:t xml:space="preserve">| Contributions to this Protected Series | By the Company: [CONTRIBUTION] |</w:t>
       </w:r>
     </w:p>
     <w:p>
